--- a/projects/valuepickr-open-screen/docs/HBL Engineering.docx
+++ b/projects/valuepickr-open-screen/docs/HBL Engineering.docx
@@ -738,62 +738,7 @@
         <w:spacing w:after="120" w:before="280"/>
       </w:pPr>
       <w:r>
-        <w:t xml:space="preserve">Technical Read (Weekly / Monthly MACD + Bollinger Bands, or RSI/CCI/Williams %R proxy)</w:t>
-      </w:r>
-    </w:p>
-    <w:p>
-      <w:pPr>
-        <w:spacing w:after="120"/>
-      </w:pPr>
-      <w:r>
-        <w:t xml:space="preserve">Not independently pulled this pass; 52-week range (Rs 452-1,122) is wide, reflecting the stock's volatility around quarterly Kavach execution news.</w:t>
-      </w:r>
-    </w:p>
-    <w:p>
-      <w:pPr>
-        <w:pStyle w:val="Heading1"/>
-        <w:spacing w:after="120" w:before="280"/>
-      </w:pPr>
-      <w:r>
-        <w:t xml:space="preserve">ValuePickr Community Signal</w:t>
-      </w:r>
-    </w:p>
-    <w:p>
-      <w:pPr>
-        <w:spacing w:after="120"/>
-      </w:pPr>
-      <w:r>
-        <w:t xml:space="preserve">Very active, long-running thread. Through 2025 the tone was strongly bullish on Kavach order-book math (multiple detailed community financial models projecting Rs 4,500 Cr FY30 sales), with a landmark 'blockbuster' Q2 FY26 print (revenue +131% YoY, PAT +374% YoY). Sentiment cooled after the Q1 FY27 miss (2026-08-08) and after a Tonbo Imaging JV (HBL Tonbo Pvt Ltd) was struck off following a soured relationship — though the underlying equity stake in Tonbo Imaging itself remains and is confirmed in Tonbo's DRHP. A long-time contributor (Neel_Shah) also flagged key-person risk around the technocrat CMD (~80 years old) and a management style seen as dismissive toward government counterparties in concalls.</w:t>
-      </w:r>
-    </w:p>
-    <w:p>
-      <w:pPr>
-        <w:spacing w:after="120"/>
-      </w:pPr>
-      <w:r>
-        <w:rPr>
-          <w:b/>
-          <w:bCs/>
-          <w:sz w:val="20"/>
-          <w:szCs w:val="20"/>
-        </w:rPr>
-        <w:t xml:space="preserve">High-conviction call from a top contributor: </w:t>
-      </w:r>
-      <w:r>
-        <w:rPr>
-          <w:sz w:val="20"/>
-          <w:szCs w:val="20"/>
-        </w:rPr>
-        <w:t xml:space="preserve">hitesh2710 (trusted user, in his own portfolio thread, not this one) stated "HBL remains one of my top holdings" and repeated "HBL remains one of the top holdings for me as of now" in a follow-up post — a sustained, explicit primacy call from a heavily-trusted source, both around 2026-08 (same window as the Q1 FY27 miss).</w:t>
-      </w:r>
-    </w:p>
-    <w:p>
-      <w:pPr>
-        <w:pStyle w:val="Heading1"/>
-        <w:spacing w:after="120" w:before="280"/>
-      </w:pPr>
-      <w:r>
-        <w:t xml:space="preserve">Trusted-User Signals (Ongoing)</w:t>
+        <w:t xml:space="preserve">Guidance &amp; Expectation Gap</w:t>
       </w:r>
     </w:p>
     <w:p>
@@ -808,12 +753,12 @@
           <w:sz w:val="18"/>
           <w:szCs w:val="18"/>
         </w:rPr>
-        <w:t xml:space="preserve">Every time a trusted user expresses clear conviction on this stock, most recent first — this section accumulates over time, it isn't a one-time snapshot.</w:t>
-      </w:r>
-    </w:p>
-    <w:p>
-      <w:pPr>
-        <w:spacing w:after="100"/>
+        <w:t xml:space="preserve">Management guidance decoded into commitments, graded on the expectation → action → operational → commercial → financial ladder, then compared to what the current price appears to assume. Method: playbook/guidance-and-expectation-gap.md.</w:t>
+      </w:r>
+    </w:p>
+    <w:p>
+      <w:pPr>
+        <w:spacing w:after="120"/>
       </w:pPr>
       <w:r>
         <w:rPr>
@@ -822,8 +767,351 @@
           <w:sz w:val="20"/>
           <w:szCs w:val="20"/>
         </w:rPr>
-        <w:t xml:space="preserve">2025-02-12 — hitesh2710</w:t>
-      </w:r>
+        <w:t xml:space="preserve">Market expectation vs. our path:</w:t>
+      </w:r>
+    </w:p>
+    <w:tbl>
+      <w:tblPr>
+        <w:tblW w:type="dxa" w:w="9000"/>
+        <w:tblBorders>
+          <w:top w:val="single" w:color="auto" w:sz="4"/>
+          <w:left w:val="single" w:color="auto" w:sz="4"/>
+          <w:bottom w:val="single" w:color="auto" w:sz="4"/>
+          <w:right w:val="single" w:color="auto" w:sz="4"/>
+          <w:insideH w:val="single" w:color="auto" w:sz="4"/>
+          <w:insideV w:val="single" w:color="auto" w:sz="4"/>
+        </w:tblBorders>
+      </w:tblPr>
+      <w:tblGrid>
+        <w:gridCol w:w="3200"/>
+        <w:gridCol w:w="5800"/>
+      </w:tblGrid>
+      <w:tr>
+        <w:tc>
+          <w:tcPr>
+            <w:tcW w:type="dxa" w:w="3200"/>
+            <w:shd w:fill="F2F2F2" w:val="clear"/>
+          </w:tcPr>
+          <w:p>
+            <w:r>
+              <w:rPr>
+                <w:b/>
+                <w:bCs/>
+              </w:rPr>
+              <w:t xml:space="preserve">As of</w:t>
+            </w:r>
+          </w:p>
+        </w:tc>
+        <w:tc>
+          <w:tcPr>
+            <w:tcW w:type="dxa" w:w="5800"/>
+          </w:tcPr>
+          <w:p>
+            <w:r>
+              <w:t xml:space="preserve">2026-09-09</w:t>
+            </w:r>
+          </w:p>
+        </w:tc>
+      </w:tr>
+      <w:tr>
+        <w:tc>
+          <w:tcPr>
+            <w:tcW w:type="dxa" w:w="3200"/>
+            <w:shd w:fill="F2F2F2" w:val="clear"/>
+          </w:tcPr>
+          <w:p>
+            <w:r>
+              <w:rPr>
+                <w:b/>
+                <w:bCs/>
+              </w:rPr>
+              <w:t xml:space="preserve">Price / multiple</w:t>
+            </w:r>
+          </w:p>
+        </w:tc>
+        <w:tc>
+          <w:tcPr>
+            <w:tcW w:type="dxa" w:w="5800"/>
+          </w:tcPr>
+          <w:p>
+            <w:r>
+              <w:t xml:space="preserve">Rs 730 · 25.2x P/E · 18x EV/EBITDA</w:t>
+            </w:r>
+          </w:p>
+        </w:tc>
+      </w:tr>
+      <w:tr>
+        <w:tc>
+          <w:tcPr>
+            <w:tcW w:type="dxa" w:w="3200"/>
+            <w:shd w:fill="F2F2F2" w:val="clear"/>
+          </w:tcPr>
+          <w:p>
+            <w:r>
+              <w:rPr>
+                <w:b/>
+                <w:bCs/>
+              </w:rPr>
+              <w:t xml:space="preserve">Right valuation lens</w:t>
+            </w:r>
+          </w:p>
+        </w:tc>
+        <w:tc>
+          <w:tcPr>
+            <w:tcW w:type="dxa" w:w="5800"/>
+          </w:tcPr>
+          <w:p>
+            <w:r>
+              <w:t xml:space="preserve">P/E</w:t>
+            </w:r>
+          </w:p>
+        </w:tc>
+      </w:tr>
+      <w:tr>
+        <w:tc>
+          <w:tcPr>
+            <w:tcW w:type="dxa" w:w="3200"/>
+            <w:shd w:fill="F2F2F2" w:val="clear"/>
+          </w:tcPr>
+          <w:p>
+            <w:r>
+              <w:rPr>
+                <w:b/>
+                <w:bCs/>
+              </w:rPr>
+              <w:t xml:space="preserve">Price implies</w:t>
+            </w:r>
+          </w:p>
+        </w:tc>
+        <w:tc>
+          <w:tcPr>
+            <w:tcW w:type="dxa" w:w="5800"/>
+          </w:tcPr>
+          <w:p>
+            <w:r>
+              <w:t xml:space="preserve">~25x trailing earnings; against a ~22-25x exit for a debt-free, high-ROCE order-book compounder, the multiple implies only ~12-15% EPS CAGR FY26-FY28 -- modest versus the multi-year Kavach / rail-safety pipeline, but FY26's 34% OPM sets a high base.</w:t>
+            </w:r>
+          </w:p>
+        </w:tc>
+      </w:tr>
+      <w:tr>
+        <w:tc>
+          <w:tcPr>
+            <w:tcW w:type="dxa" w:w="3200"/>
+            <w:shd w:fill="F2F2F2" w:val="clear"/>
+          </w:tcPr>
+          <w:p>
+            <w:r>
+              <w:rPr>
+                <w:b/>
+                <w:bCs/>
+              </w:rPr>
+              <w:t xml:space="preserve">Our FY27</w:t>
+            </w:r>
+          </w:p>
+        </w:tc>
+        <w:tc>
+          <w:tcPr>
+            <w:tcW w:type="dxa" w:w="5800"/>
+          </w:tcPr>
+          <w:p>
+            <w:r>
+              <w:t xml:space="preserve">Revenue flat-to-+15% (soft Q1 FY27; ~Rs 1,800cr order book refilled); PAT ~Rs 750-900cr as the FY26 34% OPM normalises toward high-20s%.</w:t>
+            </w:r>
+          </w:p>
+        </w:tc>
+      </w:tr>
+      <w:tr>
+        <w:tc>
+          <w:tcPr>
+            <w:tcW w:type="dxa" w:w="3200"/>
+            <w:shd w:fill="F2F2F2" w:val="clear"/>
+          </w:tcPr>
+          <w:p>
+            <w:r>
+              <w:rPr>
+                <w:b/>
+                <w:bCs/>
+              </w:rPr>
+              <w:t xml:space="preserve">Our FY28</w:t>
+            </w:r>
+          </w:p>
+        </w:tc>
+        <w:tc>
+          <w:tcPr>
+            <w:tcW w:type="dxa" w:w="5800"/>
+          </w:tcPr>
+          <w:p>
+            <w:r>
+              <w:t xml:space="preserve">Kavach nationwide rollout + defence electronics take revenue back to double-digit growth; PAT ~Rs 900-1,150cr.</w:t>
+            </w:r>
+          </w:p>
+        </w:tc>
+      </w:tr>
+      <w:tr>
+        <w:tc>
+          <w:tcPr>
+            <w:tcW w:type="dxa" w:w="3200"/>
+            <w:shd w:fill="F2F2F2" w:val="clear"/>
+          </w:tcPr>
+          <w:p>
+            <w:r>
+              <w:rPr>
+                <w:b/>
+                <w:bCs/>
+              </w:rPr>
+              <w:t xml:space="preserve">Gap direction</w:t>
+            </w:r>
+          </w:p>
+        </w:tc>
+        <w:tc>
+          <w:tcPr>
+            <w:tcW w:type="dxa" w:w="5800"/>
+          </w:tcPr>
+          <w:p>
+            <w:r>
+              <w:t xml:space="preserve">partially-priced</w:t>
+            </w:r>
+          </w:p>
+        </w:tc>
+      </w:tr>
+      <w:tr>
+        <w:tc>
+          <w:tcPr>
+            <w:tcW w:type="dxa" w:w="3200"/>
+            <w:shd w:fill="F2F2F2" w:val="clear"/>
+          </w:tcPr>
+          <w:p>
+            <w:r>
+              <w:rPr>
+                <w:b/>
+                <w:bCs/>
+              </w:rPr>
+              <w:t xml:space="preserve">Gap type</w:t>
+            </w:r>
+          </w:p>
+        </w:tc>
+        <w:tc>
+          <w:tcPr>
+            <w:tcW w:type="dxa" w:w="5800"/>
+          </w:tcPr>
+          <w:p>
+            <w:r>
+              <w:t xml:space="preserve">margin</w:t>
+            </w:r>
+          </w:p>
+        </w:tc>
+      </w:tr>
+      <w:tr>
+        <w:tc>
+          <w:tcPr>
+            <w:tcW w:type="dxa" w:w="3200"/>
+            <w:shd w:fill="F2F2F2" w:val="clear"/>
+          </w:tcPr>
+          <w:p>
+            <w:r>
+              <w:rPr>
+                <w:b/>
+                <w:bCs/>
+              </w:rPr>
+              <w:t xml:space="preserve">Gap magnitude</w:t>
+            </w:r>
+          </w:p>
+        </w:tc>
+        <w:tc>
+          <w:tcPr>
+            <w:tcW w:type="dxa" w:w="5800"/>
+          </w:tcPr>
+          <w:p>
+            <w:r>
+              <w:t xml:space="preserve">not estimable</w:t>
+            </w:r>
+          </w:p>
+        </w:tc>
+      </w:tr>
+      <w:tr>
+        <w:tc>
+          <w:tcPr>
+            <w:tcW w:type="dxa" w:w="3200"/>
+            <w:shd w:fill="F2F2F2" w:val="clear"/>
+          </w:tcPr>
+          <w:p>
+            <w:r>
+              <w:rPr>
+                <w:b/>
+                <w:bCs/>
+              </w:rPr>
+              <w:t xml:space="preserve">Gap basis</w:t>
+            </w:r>
+          </w:p>
+        </w:tc>
+        <w:tc>
+          <w:tcPr>
+            <w:tcW w:type="dxa" w:w="5800"/>
+          </w:tcPr>
+          <w:p>
+            <w:r>
+              <w:t xml:space="preserve">~25x trailing is undemanding for a debt-free Kavach compounder, but FY26's 34% OPM (vs high-20s historically) plus a soft Q1 FY27 mean near-term EPS may be flat before the order book converts; the easy re-rating (~10x off the FY22 base) has already happened.</w:t>
+            </w:r>
+          </w:p>
+        </w:tc>
+      </w:tr>
+      <w:tr>
+        <w:tc>
+          <w:tcPr>
+            <w:tcW w:type="dxa" w:w="3200"/>
+            <w:shd w:fill="F2F2F2" w:val="clear"/>
+          </w:tcPr>
+          <w:p>
+            <w:r>
+              <w:rPr>
+                <w:b/>
+                <w:bCs/>
+              </w:rPr>
+              <w:t xml:space="preserve">Evidence quality</w:t>
+            </w:r>
+          </w:p>
+        </w:tc>
+        <w:tc>
+          <w:tcPr>
+            <w:tcW w:type="dxa" w:w="5800"/>
+          </w:tcPr>
+          <w:p>
+            <w:r>
+              <w:t xml:space="preserve">moderate</w:t>
+            </w:r>
+          </w:p>
+        </w:tc>
+      </w:tr>
+    </w:tbl>
+    <w:p>
+      <w:pPr>
+        <w:spacing w:after="120"/>
+      </w:pPr>
+      <w:r>
+        <w:rPr>
+          <w:i/>
+          <w:iCs/>
+          <w:color w:val="666666"/>
+          <w:sz w:val="16"/>
+          <w:szCs w:val="16"/>
+        </w:rPr>
+        <w:t xml:space="preserve">no broker consensus; implied path is a reverse-P/E estimate + screener.in forward figures + VP thread view</w:t>
+      </w:r>
+    </w:p>
+    <w:p>
+      <w:pPr>
+        <w:pStyle w:val="Heading1"/>
+        <w:spacing w:after="120" w:before="280"/>
+      </w:pPr>
+      <w:r>
+        <w:t xml:space="preserve">Ishmohit-Lens Checks (value chain · earnings quality · growth trajectory · management · quality metrics · track record · global-signal check)</w:t>
+      </w:r>
+    </w:p>
+    <w:p>
+      <w:pPr>
+        <w:spacing w:after="120"/>
+      </w:pPr>
       <w:r>
         <w:rPr>
           <w:i/>
@@ -832,20 +1120,12 @@
           <w:sz w:val="18"/>
           <w:szCs w:val="18"/>
         </w:rPr>
-        <w:t xml:space="preserve"> (Hitesh's portfolio thread)</w:t>
-      </w:r>
-      <w:r>
-        <w:rPr>
-          <w:sz w:val="20"/>
-          <w:szCs w:val="20"/>
-        </w:rPr>
-        <w:br/>
-        <w:t xml:space="preserve">: "I hold HBL Engineering and my views should be considered biased ... Based on order wins, presentation, and management articulation in the AGM, I remain bullish on HBL" (post #7977). Earlier restatement, same source already credited — no additional bump applied.</w:t>
-      </w:r>
-    </w:p>
-    <w:p>
-      <w:pPr>
-        <w:spacing w:after="100"/>
+        <w:t xml:space="preserve">Extra checks drawn from @ishmohit1 / SOIC methodology (playbook/ishmohit-soic-style.md): where the company sits in its value chain and what the supply side is doing, whether a margin/PAT inflection is structural or a cyclical peak, the rate-of-change of growth vs. what the multiple demands, and management quality as a positive attribute.</w:t>
+      </w:r>
+    </w:p>
+    <w:p>
+      <w:pPr>
+        <w:spacing w:after="120"/>
       </w:pPr>
       <w:r>
         <w:rPr>
@@ -854,8 +1134,290 @@
           <w:sz w:val="20"/>
           <w:szCs w:val="20"/>
         </w:rPr>
-        <w:t xml:space="preserve">2025-01-19 — hitesh2710</w:t>
-      </w:r>
+        <w:t xml:space="preserve">Quality metrics (ROCE · debt · FCF · margin · capex):</w:t>
+      </w:r>
+    </w:p>
+    <w:tbl>
+      <w:tblPr>
+        <w:tblW w:type="dxa" w:w="9000"/>
+        <w:tblBorders>
+          <w:top w:val="single" w:color="auto" w:sz="4"/>
+          <w:left w:val="single" w:color="auto" w:sz="4"/>
+          <w:bottom w:val="single" w:color="auto" w:sz="4"/>
+          <w:right w:val="single" w:color="auto" w:sz="4"/>
+          <w:insideH w:val="single" w:color="auto" w:sz="4"/>
+          <w:insideV w:val="single" w:color="auto" w:sz="4"/>
+        </w:tblBorders>
+      </w:tblPr>
+      <w:tblGrid>
+        <w:gridCol w:w="3200"/>
+        <w:gridCol w:w="5800"/>
+      </w:tblGrid>
+      <w:tr>
+        <w:tc>
+          <w:tcPr>
+            <w:tcW w:type="dxa" w:w="3200"/>
+            <w:shd w:fill="F2F2F2" w:val="clear"/>
+          </w:tcPr>
+          <w:p>
+            <w:r>
+              <w:rPr>
+                <w:b/>
+                <w:bCs/>
+              </w:rPr>
+              <w:t xml:space="preserve">Assessment</w:t>
+            </w:r>
+          </w:p>
+        </w:tc>
+        <w:tc>
+          <w:tcPr>
+            <w:tcW w:type="dxa" w:w="5800"/>
+          </w:tcPr>
+          <w:p>
+            <w:r>
+              <w:t xml:space="preserve">neutral</w:t>
+            </w:r>
+          </w:p>
+        </w:tc>
+      </w:tr>
+      <w:tr>
+        <w:tc>
+          <w:tcPr>
+            <w:tcW w:type="dxa" w:w="3200"/>
+            <w:shd w:fill="F2F2F2" w:val="clear"/>
+          </w:tcPr>
+          <w:p>
+            <w:r>
+              <w:rPr>
+                <w:b/>
+                <w:bCs/>
+              </w:rPr>
+              <w:t xml:space="preserve">ROCE</w:t>
+            </w:r>
+          </w:p>
+        </w:tc>
+        <w:tc>
+          <w:tcPr>
+            <w:tcW w:type="dxa" w:w="5800"/>
+          </w:tcPr>
+          <w:p>
+            <w:r>
+              <w:t xml:space="preserve">58.4% (declining)</w:t>
+            </w:r>
+          </w:p>
+        </w:tc>
+      </w:tr>
+      <w:tr>
+        <w:tc>
+          <w:tcPr>
+            <w:tcW w:type="dxa" w:w="3200"/>
+            <w:shd w:fill="F2F2F2" w:val="clear"/>
+          </w:tcPr>
+          <w:p>
+            <w:r>
+              <w:rPr>
+                <w:b/>
+                <w:bCs/>
+              </w:rPr>
+              <w:t xml:space="preserve">Leverage</w:t>
+            </w:r>
+          </w:p>
+        </w:tc>
+        <w:tc>
+          <w:tcPr>
+            <w:tcW w:type="dxa" w:w="5800"/>
+          </w:tcPr>
+          <w:p>
+            <w:r>
+              <w:t xml:space="preserve">Net debt/EBITDA 0.06x</w:t>
+            </w:r>
+          </w:p>
+        </w:tc>
+      </w:tr>
+      <w:tr>
+        <w:tc>
+          <w:tcPr>
+            <w:tcW w:type="dxa" w:w="3200"/>
+            <w:shd w:fill="F2F2F2" w:val="clear"/>
+          </w:tcPr>
+          <w:p>
+            <w:r>
+              <w:rPr>
+                <w:b/>
+                <w:bCs/>
+              </w:rPr>
+              <w:t xml:space="preserve">FCF conversion</w:t>
+            </w:r>
+          </w:p>
+        </w:tc>
+        <w:tc>
+          <w:tcPr>
+            <w:tcW w:type="dxa" w:w="5800"/>
+          </w:tcPr>
+          <w:p>
+            <w:r>
+              <w:t xml:space="preserve">66%</w:t>
+            </w:r>
+          </w:p>
+        </w:tc>
+      </w:tr>
+      <w:tr>
+        <w:tc>
+          <w:tcPr>
+            <w:tcW w:type="dxa" w:w="3200"/>
+            <w:shd w:fill="F2F2F2" w:val="clear"/>
+          </w:tcPr>
+          <w:p>
+            <w:r>
+              <w:rPr>
+                <w:b/>
+                <w:bCs/>
+              </w:rPr>
+              <w:t xml:space="preserve">Margin trend</w:t>
+            </w:r>
+          </w:p>
+        </w:tc>
+        <w:tc>
+          <w:tcPr>
+            <w:tcW w:type="dxa" w:w="5800"/>
+          </w:tcPr>
+          <w:p>
+            <w:r>
+              <w:t xml:space="preserve">contracting</w:t>
+            </w:r>
+          </w:p>
+        </w:tc>
+      </w:tr>
+      <w:tr>
+        <w:tc>
+          <w:tcPr>
+            <w:tcW w:type="dxa" w:w="3200"/>
+            <w:shd w:fill="F2F2F2" w:val="clear"/>
+          </w:tcPr>
+          <w:p>
+            <w:r>
+              <w:rPr>
+                <w:b/>
+                <w:bCs/>
+              </w:rPr>
+              <w:t xml:space="preserve">Capex efficiency</w:t>
+            </w:r>
+          </w:p>
+        </w:tc>
+        <w:tc>
+          <w:tcPr>
+            <w:tcW w:type="dxa" w:w="5800"/>
+          </w:tcPr>
+          <w:p>
+            <w:r>
+              <w:t xml:space="preserve">productive</w:t>
+            </w:r>
+          </w:p>
+        </w:tc>
+      </w:tr>
+    </w:tbl>
+    <w:p>
+      <w:pPr>
+        <w:spacing w:after="60" w:before="120"/>
+      </w:pPr>
+      <w:r>
+        <w:rPr>
+          <w:b/>
+          <w:bCs/>
+          <w:sz w:val="20"/>
+          <w:szCs w:val="20"/>
+        </w:rPr>
+        <w:t xml:space="preserve">Track record (Coffee Can persistence check): </w:t>
+      </w:r>
+      <w:r>
+        <w:rPr>
+          <w:sz w:val="20"/>
+          <w:szCs w:val="20"/>
+        </w:rPr>
+        <w:t xml:space="preserve">cleared revenue growth ≥10% AND ROCE ≥15% in 2 of the last 11 years (consistency_score 18)</w:t>
+      </w:r>
+    </w:p>
+    <w:p>
+      <w:pPr>
+        <w:spacing w:after="120"/>
+      </w:pPr>
+      <w:r>
+        <w:rPr>
+          <w:color w:val="666666"/>
+          <w:sz w:val="18"/>
+          <w:szCs w:val="18"/>
+        </w:rPr>
+        <w:t xml:space="preserve">FY16-FY26 (screener consolidated): a low-return battery/defence company until FY24 -- ROCE 4-14% and revenue shrinking FY19-FY21. The Kavach (train collision-avoidance) / DFCCIL order ramp lifted ROCE to 36% (FY24) and 58% (FY26). Both metrics cleared only FY24 and FY26 (FY25 revenue dipped -12% on order timing) = 2 of 11; the last three years are the real story.</w:t>
+      </w:r>
+    </w:p>
+    <w:p>
+      <w:pPr>
+        <w:pStyle w:val="Heading1"/>
+        <w:spacing w:after="120" w:before="280"/>
+      </w:pPr>
+      <w:r>
+        <w:t xml:space="preserve">Technical Read (Weekly / Monthly MACD + Bollinger Bands, or RSI/CCI/Williams %R proxy)</w:t>
+      </w:r>
+    </w:p>
+    <w:p>
+      <w:pPr>
+        <w:spacing w:after="120"/>
+      </w:pPr>
+      <w:r>
+        <w:t xml:space="preserve">Not independently pulled this pass; 52-week range (Rs 452-1,122) is wide, reflecting the stock's volatility around quarterly Kavach execution news.</w:t>
+      </w:r>
+    </w:p>
+    <w:p>
+      <w:pPr>
+        <w:pStyle w:val="Heading1"/>
+        <w:spacing w:after="120" w:before="280"/>
+      </w:pPr>
+      <w:r>
+        <w:t xml:space="preserve">ValuePickr Community Signal</w:t>
+      </w:r>
+    </w:p>
+    <w:p>
+      <w:pPr>
+        <w:spacing w:after="120"/>
+      </w:pPr>
+      <w:r>
+        <w:t xml:space="preserve">Very active, long-running thread. Through 2025 the tone was strongly bullish on Kavach order-book math (multiple detailed community financial models projecting Rs 4,500 Cr FY30 sales), with a landmark 'blockbuster' Q2 FY26 print (revenue +131% YoY, PAT +374% YoY). Sentiment cooled after the Q1 FY27 miss (2026-08-08) and after a Tonbo Imaging JV (HBL Tonbo Pvt Ltd) was struck off following a soured relationship — though the underlying equity stake in Tonbo Imaging itself remains and is confirmed in Tonbo's DRHP. A long-time contributor (Neel_Shah) also flagged key-person risk around the technocrat CMD (~80 years old) and a management style seen as dismissive toward government counterparties in concalls.</w:t>
+      </w:r>
+    </w:p>
+    <w:p>
+      <w:pPr>
+        <w:spacing w:after="120"/>
+      </w:pPr>
+      <w:r>
+        <w:rPr>
+          <w:b/>
+          <w:bCs/>
+          <w:sz w:val="20"/>
+          <w:szCs w:val="20"/>
+        </w:rPr>
+        <w:t xml:space="preserve">High-conviction call from a top contributor: </w:t>
+      </w:r>
+      <w:r>
+        <w:rPr>
+          <w:sz w:val="20"/>
+          <w:szCs w:val="20"/>
+        </w:rPr>
+        <w:t xml:space="preserve">hitesh2710 (trusted user, in his own portfolio thread, not this one) stated "HBL remains one of my top holdings" and repeated "HBL remains one of the top holdings for me as of now" in a follow-up post — a sustained, explicit primacy call from a heavily-trusted source, both around 2026-08 (same window as the Q1 FY27 miss).</w:t>
+      </w:r>
+    </w:p>
+    <w:p>
+      <w:pPr>
+        <w:pStyle w:val="Heading1"/>
+        <w:spacing w:after="120" w:before="280"/>
+      </w:pPr>
+      <w:r>
+        <w:t xml:space="preserve">Trusted-User Signals (Ongoing)</w:t>
+      </w:r>
+    </w:p>
+    <w:p>
+      <w:pPr>
+        <w:spacing w:after="120"/>
+      </w:pPr>
       <w:r>
         <w:rPr>
           <w:i/>
@@ -864,15 +1426,7 @@
           <w:sz w:val="18"/>
           <w:szCs w:val="18"/>
         </w:rPr>
-        <w:t xml:space="preserve"> (Hitesh's portfolio thread)</w:t>
-      </w:r>
-      <w:r>
-        <w:rPr>
-          <w:sz w:val="20"/>
-          <w:szCs w:val="20"/>
-        </w:rPr>
-        <w:br/>
-        <w:t xml:space="preserve">: "The one stock that I hold based on expected triggers like Kavach, defense, etc is HBL. Here the conviction is based more on fundamental factors" (post #7953). Earlier restatement of the same holder's already-credited very-high conviction (see #8036/#8102 above) — no additional bump applied, same source already counted.</w:t>
+        <w:t xml:space="preserve">Every time a trusted user expresses clear conviction on this stock, most recent first — this section accumulates over time, it isn't a one-time snapshot.</w:t>
       </w:r>
     </w:p>
     <w:p>
@@ -886,7 +1440,7 @@
           <w:sz w:val="20"/>
           <w:szCs w:val="20"/>
         </w:rPr>
-        <w:t xml:space="preserve">2025-11-27 — Ghonarbochon</w:t>
+        <w:t xml:space="preserve">2025-02-12 — hitesh2710</w:t>
       </w:r>
       <w:r>
         <w:rPr>
@@ -896,7 +1450,7 @@
           <w:sz w:val="18"/>
           <w:szCs w:val="18"/>
         </w:rPr>
-        <w:t xml:space="preserve"> (Investment journey of a late starter)</w:t>
+        <w:t xml:space="preserve"> (Hitesh's portfolio thread)</w:t>
       </w:r>
       <w:r>
         <w:rPr>
@@ -904,7 +1458,7 @@
           <w:szCs w:val="20"/>
         </w:rPr>
         <w:br/>
-        <w:t xml:space="preserve">: "trying my best to increase size in high conviction bets..hence additions to HBL,Ceinsys and Valiant" (post #184). Elevated-tier user, signal &gt;180 days old — independent corroborating 'high' signal, one-notch bump applied (does not raise strength above hitesh2710's existing very-high).</w:t>
+        <w:t xml:space="preserve">: "I hold HBL Engineering and my views should be considered biased ... Based on order wins, presentation, and management articulation in the AGM, I remain bullish on HBL" (post #7977). Earlier restatement, same source already credited — no additional bump applied.</w:t>
       </w:r>
     </w:p>
     <w:p>
@@ -918,7 +1472,7 @@
           <w:sz w:val="20"/>
           <w:szCs w:val="20"/>
         </w:rPr>
-        <w:t xml:space="preserve">2026-08 — hitesh2710</w:t>
+        <w:t xml:space="preserve">2025-01-19 — hitesh2710</w:t>
       </w:r>
       <w:r>
         <w:rPr>
@@ -936,6 +1490,70 @@
           <w:szCs w:val="20"/>
         </w:rPr>
         <w:br/>
+        <w:t xml:space="preserve">: "The one stock that I hold based on expected triggers like Kavach, defense, etc is HBL. Here the conviction is based more on fundamental factors" (post #7953). Earlier restatement of the same holder's already-credited very-high conviction (see #8036/#8102 above) — no additional bump applied, same source already counted.</w:t>
+      </w:r>
+    </w:p>
+    <w:p>
+      <w:pPr>
+        <w:spacing w:after="100"/>
+      </w:pPr>
+      <w:r>
+        <w:rPr>
+          <w:b/>
+          <w:bCs/>
+          <w:sz w:val="20"/>
+          <w:szCs w:val="20"/>
+        </w:rPr>
+        <w:t xml:space="preserve">2025-11-27 — Ghonarbochon</w:t>
+      </w:r>
+      <w:r>
+        <w:rPr>
+          <w:i/>
+          <w:iCs/>
+          <w:color w:val="666666"/>
+          <w:sz w:val="18"/>
+          <w:szCs w:val="18"/>
+        </w:rPr>
+        <w:t xml:space="preserve"> (Investment journey of a late starter)</w:t>
+      </w:r>
+      <w:r>
+        <w:rPr>
+          <w:sz w:val="20"/>
+          <w:szCs w:val="20"/>
+        </w:rPr>
+        <w:br/>
+        <w:t xml:space="preserve">: "trying my best to increase size in high conviction bets..hence additions to HBL,Ceinsys and Valiant" (post #184). Elevated-tier user, signal &gt;180 days old — independent corroborating 'high' signal, one-notch bump applied (does not raise strength above hitesh2710's existing very-high).</w:t>
+      </w:r>
+    </w:p>
+    <w:p>
+      <w:pPr>
+        <w:spacing w:after="100"/>
+      </w:pPr>
+      <w:r>
+        <w:rPr>
+          <w:b/>
+          <w:bCs/>
+          <w:sz w:val="20"/>
+          <w:szCs w:val="20"/>
+        </w:rPr>
+        <w:t xml:space="preserve">2026-08 — hitesh2710</w:t>
+      </w:r>
+      <w:r>
+        <w:rPr>
+          <w:i/>
+          <w:iCs/>
+          <w:color w:val="666666"/>
+          <w:sz w:val="18"/>
+          <w:szCs w:val="18"/>
+        </w:rPr>
+        <w:t xml:space="preserve"> (Hitesh's portfolio thread)</w:t>
+      </w:r>
+      <w:r>
+        <w:rPr>
+          <w:sz w:val="20"/>
+          <w:szCs w:val="20"/>
+        </w:rPr>
+        <w:br/>
         <w:t xml:space="preserve">: "HBL remains one of my top holdings" — stated twice (posts #8036 and #8102), very-high conviction, explicit primacy language. This is the source of this stock's trusted-thread queueing.</w:t>
       </w:r>
     </w:p>
@@ -1172,6 +1790,34 @@
           <w:szCs w:val="24"/>
         </w:rPr>
         <w:t xml:space="preserve">10x-in-2-3-years — retained as the project's standing classification given the large multi-year government Kavach TAM, but a literal 10x from ~Rs 18,700 Cr is not credible on this pass; the honest base case is a 2-4x quality compounder over several years</w:t>
+      </w:r>
+    </w:p>
+    <w:p>
+      <w:pPr>
+        <w:spacing w:after="120"/>
+      </w:pPr>
+      <w:r>
+        <w:rPr>
+          <w:color w:val="666666"/>
+          <w:sz w:val="20"/>
+          <w:szCs w:val="20"/>
+        </w:rPr>
+        <w:t xml:space="preserve">4-box gate — tailwind: yes · TAM: no · moat: weak · valuation: yes  (score 2.5 / 4)</w:t>
+      </w:r>
+    </w:p>
+    <w:p>
+      <w:pPr>
+        <w:spacing w:after="120"/>
+      </w:pPr>
+      <w:r>
+        <w:rPr>
+          <w:i/>
+          <w:iCs/>
+          <w:color w:val="666666"/>
+          <w:sz w:val="20"/>
+          <w:szCs w:val="20"/>
+        </w:rPr>
+        <w:t xml:space="preserve">Large multi-year govt Kavach TAM is the tailwind, but thesis_fit text itself says literal 10x from Rs18.7k Cr 'not credible'; ROCE 58% declining trend; valuation reasonable (~23x, not the constraint)</w:t>
       </w:r>
     </w:p>
     <w:p>

--- a/projects/valuepickr-open-screen/docs/HBL Engineering.docx
+++ b/projects/valuepickr-open-screen/docs/HBL Engineering.docx
@@ -1937,6 +1937,187 @@
           <w:szCs w:val="18"/>
         </w:rPr>
         <w:t xml:space="preserve">This is independent research and analysis for informational purposes only, not personalized financial or investment advice. Past multi-bagger performance and forum/social sentiment are not indicators of future returns. Do your own due diligence before investing.</w:t>
+      </w:r>
+    </w:p>
+    <w:p/>
+    <w:p>
+      <w:r>
+        <w:rPr>
+          <w:b/>
+          <w:sz w:val="28"/>
+        </w:rPr>
+        <w:t>🔄 RESEARCH UPDATE - 2026-10-05</w:t>
+      </w:r>
+    </w:p>
+    <w:p>
+      <w:r>
+        <w:rPr>
+          <w:b/>
+        </w:rPr>
+        <w:t>📊 Key Metrics:</w:t>
+      </w:r>
+    </w:p>
+    <w:p>
+      <w:pPr>
+        <w:ind w:left="360"/>
+      </w:pPr>
+      <w:r>
+        <w:t xml:space="preserve">  • Company: HBL Engineering Ltd</w:t>
+      </w:r>
+    </w:p>
+    <w:p>
+      <w:pPr>
+        <w:ind w:left="360"/>
+      </w:pPr>
+      <w:r>
+        <w:t xml:space="preserve">  • Conviction: Not rated</w:t>
+      </w:r>
+    </w:p>
+    <w:p>
+      <w:pPr>
+        <w:ind w:left="360"/>
+      </w:pPr>
+      <w:r>
+        <w:t xml:space="preserve">  • Thesis: 10x-in-2-3-years — retained as the project's standing classification given the large multi-year government Kavach TAM, but a literal 10x from ~Rs 18,700 Cr is not credible on this pass; the honest base case is a 2-4x quality compounder over several years</w:t>
+      </w:r>
+    </w:p>
+    <w:p>
+      <w:pPr>
+        <w:ind w:left="360"/>
+      </w:pPr>
+      <w:r>
+        <w:t xml:space="preserve">  • 4-Box Score: 2.5</w:t>
+      </w:r>
+    </w:p>
+    <w:p>
+      <w:pPr>
+        <w:ind w:left="360"/>
+      </w:pPr>
+      <w:r>
+        <w:t xml:space="preserve">  • Research Date: 2026-08-30</w:t>
+      </w:r>
+    </w:p>
+    <w:p>
+      <w:pPr>
+        <w:ind w:left="360"/>
+      </w:pPr>
+      <w:r>
+        <w:t xml:space="preserve">  • Red Flag: None</w:t>
+      </w:r>
+    </w:p>
+    <w:p/>
+    <w:p>
+      <w:r>
+        <w:rPr>
+          <w:b/>
+        </w:rPr>
+        <w:t>📝 Verdict:</w:t>
+      </w:r>
+    </w:p>
+    <w:p>
+      <w:pPr>
+        <w:ind w:left="360"/>
+      </w:pPr>
+      <w:r>
+        <w:t>The deep read strengthens the balance-sheet and order-book case and refutes the 'unexplained Q1 miss' worry, but a cautious FY27 guide and range-bound revenue keep conviction a notch below High</w:t>
+      </w:r>
+    </w:p>
+    <w:p/>
+    <w:p>
+      <w:r>
+        <w:rPr>
+          <w:b/>
+        </w:rPr>
+        <w:t>📈 Bull Case:</w:t>
+      </w:r>
+    </w:p>
+    <w:p>
+      <w:pPr>
+        <w:ind w:left="360"/>
+      </w:pPr>
+      <w:r>
+        <w:t>FY26 was strong AND cash-backed — revenue +68%, PAT +~194%, ROCE ~58%, and operating cash flow (~Rs 738 Cr) ahead of PAT, on a debt-free balance sheet with zero promoter pledge</w:t>
+      </w:r>
+    </w:p>
+    <w:p>
+      <w:pPr>
+        <w:ind w:left="360"/>
+      </w:pPr>
+      <w:r>
+        <w:t>Order book refilled after the mid-FY26 drawdown: ~Rs 1,769 Cr of new Kavach 4.0 loco contracts won May-Aug 2026 (cumulative Kavach orders &gt; Rs 5,400 Cr), execution visibility into FY28, with a ~Rs 50,000 Cr industry-wide Kavach phase-1 TAM still being tendered</w:t>
+      </w:r>
+    </w:p>
+    <w:p>
+      <w:pPr>
+        <w:ind w:left="360"/>
+      </w:pPr>
+      <w:r>
+        <w:t>Valuation is reasonable for the quality — ~23x trailing earnings on a 45% ROE, debt-free business — not the triple-digit multiple seen elsewhere in this cohort</w:t>
+      </w:r>
+    </w:p>
+    <w:p>
+      <w:pPr>
+        <w:ind w:left="360"/>
+      </w:pPr>
+      <w:r>
+        <w:t>Optionality: ~11% Tonbo Imaging stake (DRHP filed, path to ~35% on conversion) as a potential value-unlock, plus electronic fuzes, EV trucks, and the 60%-owned Cochin Shipyard marine-battery JV</w:t>
+      </w:r>
+    </w:p>
+    <w:p>
+      <w:pPr>
+        <w:ind w:left="360"/>
+      </w:pPr>
+      <w:r>
+        <w:t>hitesh2710, a heavily-trusted community voice, has held it as a top position through 2026</w:t>
+      </w:r>
+    </w:p>
+    <w:p/>
+    <w:p>
+      <w:r>
+        <w:rPr>
+          <w:b/>
+        </w:rPr>
+        <w:t>📉 Bear Case:</w:t>
+      </w:r>
+    </w:p>
+    <w:p>
+      <w:pPr>
+        <w:ind w:left="360"/>
+      </w:pPr>
+      <w:r>
+        <w:t>Q1 FY27 (most recent quarter) revenue grew just 6% YoY and PAT fell ~24% YoY with EBITDA margin down to ~23% — defence &amp; aviation batteries collapsed 48.5% YoY and Kavach contract margins vary widely quarter to quarter</w:t>
+      </w:r>
+    </w:p>
+    <w:p>
+      <w:pPr>
+        <w:ind w:left="360"/>
+      </w:pPr>
+      <w:r>
+        <w:t>FY27 management guidance is explicitly 'cautious' — 'significantly better than FY26' overall but with lumpy quarterly profitability — and the last five quarters of revenue have been range-bound around Rs 600-640 Cr after the Q3 FY25 peak</w:t>
+      </w:r>
+    </w:p>
+    <w:p>
+      <w:pPr>
+        <w:ind w:left="360"/>
+      </w:pPr>
+      <w:r>
+        <w:t>The stock is priced for growth to resume (~23x trailing, ~8.4x book); a second soft quarter would de-rate it</w:t>
+      </w:r>
+    </w:p>
+    <w:p>
+      <w:pPr>
+        <w:ind w:left="360"/>
+      </w:pPr>
+      <w:r>
+        <w:t>At ~Rs 18,700 Cr market cap a genuine 10x-in-2-3-years outcome would require HBL to become one of India's largest industrials — realistically this is a 2-4x-over-several-years quality compounder unless the fuze/EV-truck/marine bets scale materially</w:t>
+      </w:r>
+    </w:p>
+    <w:p>
+      <w:pPr>
+        <w:ind w:left="360"/>
+      </w:pPr>
+      <w:r>
+        <w:t>Kavach tender share is contested — HBL has historically won ~22-37% of loco tenders depending on the round, not a guaranteed share of the pipeline</w:t>
       </w:r>
     </w:p>
     <w:sectPr>
